--- a/参赛材料/附件2：第十四届校园心理剧大赛参赛报名表.docx
+++ b/参赛材料/附件2：第十四届校园心理剧大赛参赛报名表.docx
@@ -544,31 +544,23 @@
             <w:tcW w:w="720" w:type="dxa"/>
             <w:shd w:val="clear" w:color="auto" w:fill="auto"/>
             <w:noWrap w:val="0"/>
-            <w:vAlign w:val="top"/>
-          </w:tcPr>
-          <w:p>
-            <w:pPr>
-              <w:keepNext w:val="0"/>
-              <w:keepLines w:val="0"/>
-              <w:pageBreakBefore w:val="0"/>
-              <w:widowControl w:val="0"/>
-              <w:kinsoku/>
-              <w:wordWrap/>
-              <w:overflowPunct/>
-              <w:topLinePunct w:val="0"/>
-              <w:autoSpaceDE/>
-              <w:autoSpaceDN/>
-              <w:bidi w:val="0"/>
-              <w:adjustRightInd/>
-              <w:snapToGrid/>
-              <w:spacing w:line="560" w:lineRule="exact"/>
-              <w:jc w:val="center"/>
-              <w:textAlignment w:val="auto"/>
-              <w:rPr>
-                <w:rFonts w:hint="eastAsia" w:ascii="仿宋" w:hAnsi="仿宋" w:eastAsia="仿宋" w:cs="仿宋"/>
-                <w:shd w:val="clear" w:color="050000" w:fill="auto"/>
-              </w:rPr>
-            </w:pPr>
+            <w:vAlign w:val="center"/>
+          </w:tcPr>
+          <w:p>
+            <w:pPr>
+              <w:spacing w:before="40" w:after="40" w:line="280" w:lineRule="exact"/>
+              <w:jc w:val="center"/>
+            </w:pPr>
+            <w:r/>
+            <w:r>
+              <w:rPr>
+                <w:rFonts w:ascii="Times New Roman" w:hAnsi="Times New Roman"/>
+                <w:b w:val="0"/>
+                <w:sz w:val="19"/>
+                <w:rFonts w:ascii="Times New Roman" w:hAnsi="Times New Roman" w:eastAsia="仿宋" w:cs="Times New Roman"/>
+              </w:rPr>
+              <w:t>1</w:t>
+            </w:r>
           </w:p>
         </w:tc>
         <w:tc>
@@ -576,31 +568,23 @@
             <w:tcW w:w="1945" w:type="dxa"/>
             <w:shd w:val="clear" w:color="auto" w:fill="auto"/>
             <w:noWrap w:val="0"/>
-            <w:vAlign w:val="top"/>
-          </w:tcPr>
-          <w:p>
-            <w:pPr>
-              <w:keepNext w:val="0"/>
-              <w:keepLines w:val="0"/>
-              <w:pageBreakBefore w:val="0"/>
-              <w:widowControl w:val="0"/>
-              <w:kinsoku/>
-              <w:wordWrap/>
-              <w:overflowPunct/>
-              <w:topLinePunct w:val="0"/>
-              <w:autoSpaceDE/>
-              <w:autoSpaceDN/>
-              <w:bidi w:val="0"/>
-              <w:adjustRightInd/>
-              <w:snapToGrid/>
-              <w:spacing w:line="560" w:lineRule="exact"/>
-              <w:jc w:val="center"/>
-              <w:textAlignment w:val="auto"/>
-              <w:rPr>
-                <w:rFonts w:hint="eastAsia" w:ascii="仿宋" w:hAnsi="仿宋" w:eastAsia="仿宋" w:cs="仿宋"/>
-                <w:shd w:val="clear" w:color="050000" w:fill="auto"/>
-              </w:rPr>
-            </w:pPr>
+            <w:vAlign w:val="center"/>
+          </w:tcPr>
+          <w:p>
+            <w:pPr>
+              <w:spacing w:before="40" w:after="40" w:line="280" w:lineRule="exact"/>
+              <w:jc w:val="center"/>
+            </w:pPr>
+            <w:r/>
+            <w:r>
+              <w:rPr>
+                <w:rFonts w:ascii="Times New Roman" w:hAnsi="Times New Roman"/>
+                <w:b w:val="0"/>
+                <w:sz w:val="19"/>
+                <w:rFonts w:ascii="Times New Roman" w:hAnsi="Times New Roman" w:eastAsia="仿宋" w:cs="Times New Roman"/>
+              </w:rPr>
+              <w:t>医药信息工程学院</w:t>
+            </w:r>
           </w:p>
         </w:tc>
         <w:tc>
@@ -608,31 +592,23 @@
             <w:tcW w:w="2320" w:type="dxa"/>
             <w:shd w:val="clear" w:color="auto" w:fill="auto"/>
             <w:noWrap w:val="0"/>
-            <w:vAlign w:val="top"/>
-          </w:tcPr>
-          <w:p>
-            <w:pPr>
-              <w:keepNext w:val="0"/>
-              <w:keepLines w:val="0"/>
-              <w:pageBreakBefore w:val="0"/>
-              <w:widowControl w:val="0"/>
-              <w:kinsoku/>
-              <w:wordWrap/>
-              <w:overflowPunct/>
-              <w:topLinePunct w:val="0"/>
-              <w:autoSpaceDE/>
-              <w:autoSpaceDN/>
-              <w:bidi w:val="0"/>
-              <w:adjustRightInd/>
-              <w:snapToGrid/>
-              <w:spacing w:line="560" w:lineRule="exact"/>
-              <w:jc w:val="center"/>
-              <w:textAlignment w:val="auto"/>
-              <w:rPr>
-                <w:rFonts w:hint="eastAsia" w:ascii="仿宋" w:hAnsi="仿宋" w:eastAsia="仿宋" w:cs="仿宋"/>
-                <w:shd w:val="clear" w:color="050000" w:fill="auto"/>
-              </w:rPr>
-            </w:pPr>
+            <w:vAlign w:val="center"/>
+          </w:tcPr>
+          <w:p>
+            <w:pPr>
+              <w:spacing w:before="40" w:after="40" w:line="280" w:lineRule="exact"/>
+              <w:jc w:val="center"/>
+            </w:pPr>
+            <w:r/>
+            <w:r>
+              <w:rPr>
+                <w:rFonts w:ascii="Times New Roman" w:hAnsi="Times New Roman"/>
+                <w:b w:val="0"/>
+                <w:sz w:val="19"/>
+                <w:rFonts w:ascii="Times New Roman" w:hAnsi="Times New Roman" w:eastAsia="仿宋" w:cs="Times New Roman"/>
+              </w:rPr>
+              <w:t>心房搜查令（原创）</w:t>
+            </w:r>
           </w:p>
         </w:tc>
         <w:tc>
@@ -640,31 +616,23 @@
             <w:tcW w:w="2000" w:type="dxa"/>
             <w:shd w:val="clear" w:color="auto" w:fill="auto"/>
             <w:noWrap w:val="0"/>
-            <w:vAlign w:val="top"/>
-          </w:tcPr>
-          <w:p>
-            <w:pPr>
-              <w:keepNext w:val="0"/>
-              <w:keepLines w:val="0"/>
-              <w:pageBreakBefore w:val="0"/>
-              <w:widowControl w:val="0"/>
-              <w:kinsoku/>
-              <w:wordWrap/>
-              <w:overflowPunct/>
-              <w:topLinePunct w:val="0"/>
-              <w:autoSpaceDE/>
-              <w:autoSpaceDN/>
-              <w:bidi w:val="0"/>
-              <w:adjustRightInd/>
-              <w:snapToGrid/>
-              <w:spacing w:line="560" w:lineRule="exact"/>
-              <w:jc w:val="center"/>
-              <w:textAlignment w:val="auto"/>
-              <w:rPr>
-                <w:rFonts w:hint="eastAsia" w:ascii="仿宋" w:hAnsi="仿宋" w:eastAsia="仿宋" w:cs="仿宋"/>
-                <w:shd w:val="clear" w:color="050000" w:fill="auto"/>
-              </w:rPr>
-            </w:pPr>
+            <w:vAlign w:val="center"/>
+          </w:tcPr>
+          <w:p>
+            <w:pPr>
+              <w:spacing w:before="40" w:after="40" w:line="280" w:lineRule="exact"/>
+              <w:jc w:val="center"/>
+            </w:pPr>
+            <w:r/>
+            <w:r>
+              <w:rPr>
+                <w:rFonts w:ascii="Times New Roman" w:hAnsi="Times New Roman"/>
+                <w:b w:val="0"/>
+                <w:sz w:val="19"/>
+                <w:rFonts w:ascii="Times New Roman" w:hAnsi="Times New Roman" w:eastAsia="仿宋" w:cs="Times New Roman"/>
+              </w:rPr>
+              <w:t>4人</w:t>
+            </w:r>
           </w:p>
         </w:tc>
         <w:tc>
@@ -672,31 +640,23 @@
             <w:tcW w:w="1910" w:type="dxa"/>
             <w:shd w:val="clear" w:color="auto" w:fill="auto"/>
             <w:noWrap w:val="0"/>
-            <w:vAlign w:val="top"/>
-          </w:tcPr>
-          <w:p>
-            <w:pPr>
-              <w:keepNext w:val="0"/>
-              <w:keepLines w:val="0"/>
-              <w:pageBreakBefore w:val="0"/>
-              <w:widowControl w:val="0"/>
-              <w:kinsoku/>
-              <w:wordWrap/>
-              <w:overflowPunct/>
-              <w:topLinePunct w:val="0"/>
-              <w:autoSpaceDE/>
-              <w:autoSpaceDN/>
-              <w:bidi w:val="0"/>
-              <w:adjustRightInd/>
-              <w:snapToGrid/>
-              <w:spacing w:line="560" w:lineRule="exact"/>
-              <w:jc w:val="center"/>
-              <w:textAlignment w:val="auto"/>
-              <w:rPr>
-                <w:rFonts w:hint="eastAsia" w:ascii="仿宋" w:hAnsi="仿宋" w:eastAsia="仿宋" w:cs="仿宋"/>
-                <w:shd w:val="clear" w:color="050000" w:fill="auto"/>
-              </w:rPr>
-            </w:pPr>
+            <w:vAlign w:val="center"/>
+          </w:tcPr>
+          <w:p>
+            <w:pPr>
+              <w:spacing w:before="40" w:after="40" w:line="280" w:lineRule="exact"/>
+              <w:jc w:val="center"/>
+            </w:pPr>
+            <w:r/>
+            <w:r>
+              <w:rPr>
+                <w:rFonts w:ascii="Times New Roman" w:hAnsi="Times New Roman"/>
+                <w:b w:val="0"/>
+                <w:sz w:val="19"/>
+                <w:rFonts w:ascii="Times New Roman" w:hAnsi="Times New Roman" w:eastAsia="仿宋" w:cs="Times New Roman"/>
+              </w:rPr>
+              <w:t>郝朋（心理委员）</w:t>
+            </w:r>
           </w:p>
         </w:tc>
         <w:tc>
@@ -704,31 +664,23 @@
             <w:tcW w:w="2350" w:type="dxa"/>
             <w:shd w:val="clear" w:color="auto" w:fill="auto"/>
             <w:noWrap w:val="0"/>
-            <w:vAlign w:val="top"/>
-          </w:tcPr>
-          <w:p>
-            <w:pPr>
-              <w:keepNext w:val="0"/>
-              <w:keepLines w:val="0"/>
-              <w:pageBreakBefore w:val="0"/>
-              <w:widowControl w:val="0"/>
-              <w:kinsoku/>
-              <w:wordWrap/>
-              <w:overflowPunct/>
-              <w:topLinePunct w:val="0"/>
-              <w:autoSpaceDE/>
-              <w:autoSpaceDN/>
-              <w:bidi w:val="0"/>
-              <w:adjustRightInd/>
-              <w:snapToGrid/>
-              <w:spacing w:line="560" w:lineRule="exact"/>
-              <w:jc w:val="center"/>
-              <w:textAlignment w:val="auto"/>
-              <w:rPr>
-                <w:rFonts w:hint="eastAsia" w:ascii="仿宋" w:hAnsi="仿宋" w:eastAsia="仿宋" w:cs="仿宋"/>
-                <w:shd w:val="clear" w:color="050000" w:fill="auto"/>
-              </w:rPr>
-            </w:pPr>
+            <w:vAlign w:val="center"/>
+          </w:tcPr>
+          <w:p>
+            <w:pPr>
+              <w:spacing w:before="40" w:after="40" w:line="280" w:lineRule="exact"/>
+              <w:jc w:val="center"/>
+            </w:pPr>
+            <w:r/>
+            <w:r>
+              <w:rPr>
+                <w:rFonts w:ascii="Times New Roman" w:hAnsi="Times New Roman"/>
+                <w:b w:val="0"/>
+                <w:sz w:val="19"/>
+                <w:rFonts w:ascii="Times New Roman" w:hAnsi="Times New Roman" w:eastAsia="仿宋" w:cs="Times New Roman"/>
+              </w:rPr>
+              <w:t>15156008899</w:t>
+            </w:r>
           </w:p>
         </w:tc>
         <w:tc>
@@ -736,31 +688,23 @@
             <w:tcW w:w="2127" w:type="dxa"/>
             <w:shd w:val="clear" w:color="auto" w:fill="auto"/>
             <w:noWrap w:val="0"/>
-            <w:vAlign w:val="top"/>
-          </w:tcPr>
-          <w:p>
-            <w:pPr>
-              <w:keepNext w:val="0"/>
-              <w:keepLines w:val="0"/>
-              <w:pageBreakBefore w:val="0"/>
-              <w:widowControl w:val="0"/>
-              <w:kinsoku/>
-              <w:wordWrap/>
-              <w:overflowPunct/>
-              <w:topLinePunct w:val="0"/>
-              <w:autoSpaceDE/>
-              <w:autoSpaceDN/>
-              <w:bidi w:val="0"/>
-              <w:adjustRightInd/>
-              <w:snapToGrid/>
-              <w:spacing w:line="560" w:lineRule="exact"/>
-              <w:jc w:val="center"/>
-              <w:textAlignment w:val="auto"/>
-              <w:rPr>
-                <w:rFonts w:hint="eastAsia" w:ascii="仿宋" w:hAnsi="仿宋" w:eastAsia="仿宋" w:cs="仿宋"/>
-                <w:shd w:val="clear" w:color="050000" w:fill="auto"/>
-              </w:rPr>
-            </w:pPr>
+            <w:vAlign w:val="center"/>
+          </w:tcPr>
+          <w:p>
+            <w:pPr>
+              <w:spacing w:before="40" w:after="40" w:line="280" w:lineRule="exact"/>
+              <w:jc w:val="left"/>
+            </w:pPr>
+            <w:r/>
+            <w:r>
+              <w:rPr>
+                <w:rFonts w:ascii="Times New Roman" w:hAnsi="Times New Roman"/>
+                <w:b w:val="0"/>
+                <w:sz w:val="19"/>
+                <w:rFonts w:ascii="Times New Roman" w:hAnsi="Times New Roman" w:eastAsia="仿宋" w:cs="Times New Roman"/>
+              </w:rPr>
+              <w:t>原创心理情景剧；时长12-14分钟；含16:9大屏放映与紫竹笛独奏；见下附演职表</w:t>
+            </w:r>
           </w:p>
         </w:tc>
       </w:tr>
@@ -789,28 +733,7 @@
             <w:vAlign w:val="top"/>
           </w:tcPr>
           <w:p>
-            <w:pPr>
-              <w:keepNext w:val="0"/>
-              <w:keepLines w:val="0"/>
-              <w:pageBreakBefore w:val="0"/>
-              <w:widowControl w:val="0"/>
-              <w:kinsoku/>
-              <w:wordWrap/>
-              <w:overflowPunct/>
-              <w:topLinePunct w:val="0"/>
-              <w:autoSpaceDE/>
-              <w:autoSpaceDN/>
-              <w:bidi w:val="0"/>
-              <w:adjustRightInd/>
-              <w:snapToGrid/>
-              <w:spacing w:line="560" w:lineRule="exact"/>
-              <w:jc w:val="center"/>
-              <w:textAlignment w:val="auto"/>
-              <w:rPr>
-                <w:rFonts w:hint="eastAsia" w:ascii="仿宋" w:hAnsi="仿宋" w:eastAsia="仿宋" w:cs="仿宋"/>
-                <w:shd w:val="clear" w:color="050000" w:fill="auto"/>
-              </w:rPr>
-            </w:pPr>
+            <w:r/>
           </w:p>
         </w:tc>
         <w:tc>
@@ -821,28 +744,7 @@
             <w:vAlign w:val="top"/>
           </w:tcPr>
           <w:p>
-            <w:pPr>
-              <w:keepNext w:val="0"/>
-              <w:keepLines w:val="0"/>
-              <w:pageBreakBefore w:val="0"/>
-              <w:widowControl w:val="0"/>
-              <w:kinsoku/>
-              <w:wordWrap/>
-              <w:overflowPunct/>
-              <w:topLinePunct w:val="0"/>
-              <w:autoSpaceDE/>
-              <w:autoSpaceDN/>
-              <w:bidi w:val="0"/>
-              <w:adjustRightInd/>
-              <w:snapToGrid/>
-              <w:spacing w:line="560" w:lineRule="exact"/>
-              <w:jc w:val="center"/>
-              <w:textAlignment w:val="auto"/>
-              <w:rPr>
-                <w:rFonts w:hint="eastAsia" w:ascii="仿宋" w:hAnsi="仿宋" w:eastAsia="仿宋" w:cs="仿宋"/>
-                <w:shd w:val="clear" w:color="050000" w:fill="auto"/>
-              </w:rPr>
-            </w:pPr>
+            <w:r/>
           </w:p>
         </w:tc>
         <w:tc>
@@ -853,28 +755,7 @@
             <w:vAlign w:val="top"/>
           </w:tcPr>
           <w:p>
-            <w:pPr>
-              <w:keepNext w:val="0"/>
-              <w:keepLines w:val="0"/>
-              <w:pageBreakBefore w:val="0"/>
-              <w:widowControl w:val="0"/>
-              <w:kinsoku/>
-              <w:wordWrap/>
-              <w:overflowPunct/>
-              <w:topLinePunct w:val="0"/>
-              <w:autoSpaceDE/>
-              <w:autoSpaceDN/>
-              <w:bidi w:val="0"/>
-              <w:adjustRightInd/>
-              <w:snapToGrid/>
-              <w:spacing w:line="560" w:lineRule="exact"/>
-              <w:jc w:val="center"/>
-              <w:textAlignment w:val="auto"/>
-              <w:rPr>
-                <w:rFonts w:hint="eastAsia" w:ascii="仿宋" w:hAnsi="仿宋" w:eastAsia="仿宋" w:cs="仿宋"/>
-                <w:shd w:val="clear" w:color="050000" w:fill="auto"/>
-              </w:rPr>
-            </w:pPr>
+            <w:r/>
           </w:p>
         </w:tc>
         <w:tc>
@@ -885,28 +766,7 @@
             <w:vAlign w:val="top"/>
           </w:tcPr>
           <w:p>
-            <w:pPr>
-              <w:keepNext w:val="0"/>
-              <w:keepLines w:val="0"/>
-              <w:pageBreakBefore w:val="0"/>
-              <w:widowControl w:val="0"/>
-              <w:kinsoku/>
-              <w:wordWrap/>
-              <w:overflowPunct/>
-              <w:topLinePunct w:val="0"/>
-              <w:autoSpaceDE/>
-              <w:autoSpaceDN/>
-              <w:bidi w:val="0"/>
-              <w:adjustRightInd/>
-              <w:snapToGrid/>
-              <w:spacing w:line="560" w:lineRule="exact"/>
-              <w:jc w:val="center"/>
-              <w:textAlignment w:val="auto"/>
-              <w:rPr>
-                <w:rFonts w:hint="eastAsia" w:ascii="仿宋" w:hAnsi="仿宋" w:eastAsia="仿宋" w:cs="仿宋"/>
-                <w:shd w:val="clear" w:color="050000" w:fill="auto"/>
-              </w:rPr>
-            </w:pPr>
+            <w:r/>
           </w:p>
         </w:tc>
         <w:tc>
@@ -917,28 +777,7 @@
             <w:vAlign w:val="top"/>
           </w:tcPr>
           <w:p>
-            <w:pPr>
-              <w:keepNext w:val="0"/>
-              <w:keepLines w:val="0"/>
-              <w:pageBreakBefore w:val="0"/>
-              <w:widowControl w:val="0"/>
-              <w:kinsoku/>
-              <w:wordWrap/>
-              <w:overflowPunct/>
-              <w:topLinePunct w:val="0"/>
-              <w:autoSpaceDE/>
-              <w:autoSpaceDN/>
-              <w:bidi w:val="0"/>
-              <w:adjustRightInd/>
-              <w:snapToGrid/>
-              <w:spacing w:line="560" w:lineRule="exact"/>
-              <w:jc w:val="center"/>
-              <w:textAlignment w:val="auto"/>
-              <w:rPr>
-                <w:rFonts w:hint="eastAsia" w:ascii="仿宋" w:hAnsi="仿宋" w:eastAsia="仿宋" w:cs="仿宋"/>
-                <w:shd w:val="clear" w:color="050000" w:fill="auto"/>
-              </w:rPr>
-            </w:pPr>
+            <w:r/>
           </w:p>
         </w:tc>
         <w:tc>
@@ -949,28 +788,7 @@
             <w:vAlign w:val="top"/>
           </w:tcPr>
           <w:p>
-            <w:pPr>
-              <w:keepNext w:val="0"/>
-              <w:keepLines w:val="0"/>
-              <w:pageBreakBefore w:val="0"/>
-              <w:widowControl w:val="0"/>
-              <w:kinsoku/>
-              <w:wordWrap/>
-              <w:overflowPunct/>
-              <w:topLinePunct w:val="0"/>
-              <w:autoSpaceDE/>
-              <w:autoSpaceDN/>
-              <w:bidi w:val="0"/>
-              <w:adjustRightInd/>
-              <w:snapToGrid/>
-              <w:spacing w:line="560" w:lineRule="exact"/>
-              <w:jc w:val="center"/>
-              <w:textAlignment w:val="auto"/>
-              <w:rPr>
-                <w:rFonts w:hint="eastAsia" w:ascii="仿宋" w:hAnsi="仿宋" w:eastAsia="仿宋" w:cs="仿宋"/>
-                <w:shd w:val="clear" w:color="050000" w:fill="auto"/>
-              </w:rPr>
-            </w:pPr>
+            <w:r/>
           </w:p>
         </w:tc>
         <w:tc>
@@ -981,28 +799,7 @@
             <w:vAlign w:val="top"/>
           </w:tcPr>
           <w:p>
-            <w:pPr>
-              <w:keepNext w:val="0"/>
-              <w:keepLines w:val="0"/>
-              <w:pageBreakBefore w:val="0"/>
-              <w:widowControl w:val="0"/>
-              <w:kinsoku/>
-              <w:wordWrap/>
-              <w:overflowPunct/>
-              <w:topLinePunct w:val="0"/>
-              <w:autoSpaceDE/>
-              <w:autoSpaceDN/>
-              <w:bidi w:val="0"/>
-              <w:adjustRightInd/>
-              <w:snapToGrid/>
-              <w:spacing w:line="560" w:lineRule="exact"/>
-              <w:jc w:val="center"/>
-              <w:textAlignment w:val="auto"/>
-              <w:rPr>
-                <w:rFonts w:hint="eastAsia" w:ascii="仿宋" w:hAnsi="仿宋" w:eastAsia="仿宋" w:cs="仿宋"/>
-                <w:shd w:val="clear" w:color="050000" w:fill="auto"/>
-              </w:rPr>
-            </w:pPr>
+            <w:r/>
           </w:p>
         </w:tc>
       </w:tr>
@@ -1031,28 +828,7 @@
             <w:vAlign w:val="top"/>
           </w:tcPr>
           <w:p>
-            <w:pPr>
-              <w:keepNext w:val="0"/>
-              <w:keepLines w:val="0"/>
-              <w:pageBreakBefore w:val="0"/>
-              <w:widowControl w:val="0"/>
-              <w:kinsoku/>
-              <w:wordWrap/>
-              <w:overflowPunct/>
-              <w:topLinePunct w:val="0"/>
-              <w:autoSpaceDE/>
-              <w:autoSpaceDN/>
-              <w:bidi w:val="0"/>
-              <w:adjustRightInd/>
-              <w:snapToGrid/>
-              <w:spacing w:line="560" w:lineRule="exact"/>
-              <w:jc w:val="center"/>
-              <w:textAlignment w:val="auto"/>
-              <w:rPr>
-                <w:rFonts w:hint="eastAsia" w:ascii="仿宋" w:hAnsi="仿宋" w:eastAsia="仿宋" w:cs="仿宋"/>
-                <w:shd w:val="clear" w:color="050000" w:fill="auto"/>
-              </w:rPr>
-            </w:pPr>
+            <w:r/>
           </w:p>
         </w:tc>
         <w:tc>
@@ -1063,28 +839,7 @@
             <w:vAlign w:val="top"/>
           </w:tcPr>
           <w:p>
-            <w:pPr>
-              <w:keepNext w:val="0"/>
-              <w:keepLines w:val="0"/>
-              <w:pageBreakBefore w:val="0"/>
-              <w:widowControl w:val="0"/>
-              <w:kinsoku/>
-              <w:wordWrap/>
-              <w:overflowPunct/>
-              <w:topLinePunct w:val="0"/>
-              <w:autoSpaceDE/>
-              <w:autoSpaceDN/>
-              <w:bidi w:val="0"/>
-              <w:adjustRightInd/>
-              <w:snapToGrid/>
-              <w:spacing w:line="560" w:lineRule="exact"/>
-              <w:jc w:val="center"/>
-              <w:textAlignment w:val="auto"/>
-              <w:rPr>
-                <w:rFonts w:hint="eastAsia" w:ascii="仿宋" w:hAnsi="仿宋" w:eastAsia="仿宋" w:cs="仿宋"/>
-                <w:shd w:val="clear" w:color="050000" w:fill="auto"/>
-              </w:rPr>
-            </w:pPr>
+            <w:r/>
           </w:p>
         </w:tc>
         <w:tc>
@@ -1095,28 +850,7 @@
             <w:vAlign w:val="top"/>
           </w:tcPr>
           <w:p>
-            <w:pPr>
-              <w:keepNext w:val="0"/>
-              <w:keepLines w:val="0"/>
-              <w:pageBreakBefore w:val="0"/>
-              <w:widowControl w:val="0"/>
-              <w:kinsoku/>
-              <w:wordWrap/>
-              <w:overflowPunct/>
-              <w:topLinePunct w:val="0"/>
-              <w:autoSpaceDE/>
-              <w:autoSpaceDN/>
-              <w:bidi w:val="0"/>
-              <w:adjustRightInd/>
-              <w:snapToGrid/>
-              <w:spacing w:line="560" w:lineRule="exact"/>
-              <w:jc w:val="center"/>
-              <w:textAlignment w:val="auto"/>
-              <w:rPr>
-                <w:rFonts w:hint="eastAsia" w:ascii="仿宋" w:hAnsi="仿宋" w:eastAsia="仿宋" w:cs="仿宋"/>
-                <w:shd w:val="clear" w:color="050000" w:fill="auto"/>
-              </w:rPr>
-            </w:pPr>
+            <w:r/>
           </w:p>
         </w:tc>
         <w:tc>
@@ -1127,28 +861,7 @@
             <w:vAlign w:val="top"/>
           </w:tcPr>
           <w:p>
-            <w:pPr>
-              <w:keepNext w:val="0"/>
-              <w:keepLines w:val="0"/>
-              <w:pageBreakBefore w:val="0"/>
-              <w:widowControl w:val="0"/>
-              <w:kinsoku/>
-              <w:wordWrap/>
-              <w:overflowPunct/>
-              <w:topLinePunct w:val="0"/>
-              <w:autoSpaceDE/>
-              <w:autoSpaceDN/>
-              <w:bidi w:val="0"/>
-              <w:adjustRightInd/>
-              <w:snapToGrid/>
-              <w:spacing w:line="560" w:lineRule="exact"/>
-              <w:jc w:val="center"/>
-              <w:textAlignment w:val="auto"/>
-              <w:rPr>
-                <w:rFonts w:hint="eastAsia" w:ascii="仿宋" w:hAnsi="仿宋" w:eastAsia="仿宋" w:cs="仿宋"/>
-                <w:shd w:val="clear" w:color="050000" w:fill="auto"/>
-              </w:rPr>
-            </w:pPr>
+            <w:r/>
           </w:p>
         </w:tc>
         <w:tc>
@@ -1159,28 +872,7 @@
             <w:vAlign w:val="top"/>
           </w:tcPr>
           <w:p>
-            <w:pPr>
-              <w:keepNext w:val="0"/>
-              <w:keepLines w:val="0"/>
-              <w:pageBreakBefore w:val="0"/>
-              <w:widowControl w:val="0"/>
-              <w:kinsoku/>
-              <w:wordWrap/>
-              <w:overflowPunct/>
-              <w:topLinePunct w:val="0"/>
-              <w:autoSpaceDE/>
-              <w:autoSpaceDN/>
-              <w:bidi w:val="0"/>
-              <w:adjustRightInd/>
-              <w:snapToGrid/>
-              <w:spacing w:line="560" w:lineRule="exact"/>
-              <w:jc w:val="center"/>
-              <w:textAlignment w:val="auto"/>
-              <w:rPr>
-                <w:rFonts w:hint="eastAsia" w:ascii="仿宋" w:hAnsi="仿宋" w:eastAsia="仿宋" w:cs="仿宋"/>
-                <w:shd w:val="clear" w:color="050000" w:fill="auto"/>
-              </w:rPr>
-            </w:pPr>
+            <w:r/>
           </w:p>
         </w:tc>
         <w:tc>
@@ -1191,28 +883,7 @@
             <w:vAlign w:val="top"/>
           </w:tcPr>
           <w:p>
-            <w:pPr>
-              <w:keepNext w:val="0"/>
-              <w:keepLines w:val="0"/>
-              <w:pageBreakBefore w:val="0"/>
-              <w:widowControl w:val="0"/>
-              <w:kinsoku/>
-              <w:wordWrap/>
-              <w:overflowPunct/>
-              <w:topLinePunct w:val="0"/>
-              <w:autoSpaceDE/>
-              <w:autoSpaceDN/>
-              <w:bidi w:val="0"/>
-              <w:adjustRightInd/>
-              <w:snapToGrid/>
-              <w:spacing w:line="560" w:lineRule="exact"/>
-              <w:jc w:val="center"/>
-              <w:textAlignment w:val="auto"/>
-              <w:rPr>
-                <w:rFonts w:hint="eastAsia" w:ascii="仿宋" w:hAnsi="仿宋" w:eastAsia="仿宋" w:cs="仿宋"/>
-                <w:shd w:val="clear" w:color="050000" w:fill="auto"/>
-              </w:rPr>
-            </w:pPr>
+            <w:r/>
           </w:p>
         </w:tc>
         <w:tc>
@@ -1223,28 +894,7 @@
             <w:vAlign w:val="top"/>
           </w:tcPr>
           <w:p>
-            <w:pPr>
-              <w:keepNext w:val="0"/>
-              <w:keepLines w:val="0"/>
-              <w:pageBreakBefore w:val="0"/>
-              <w:widowControl w:val="0"/>
-              <w:kinsoku/>
-              <w:wordWrap/>
-              <w:overflowPunct/>
-              <w:topLinePunct w:val="0"/>
-              <w:autoSpaceDE/>
-              <w:autoSpaceDN/>
-              <w:bidi w:val="0"/>
-              <w:adjustRightInd/>
-              <w:snapToGrid/>
-              <w:spacing w:line="560" w:lineRule="exact"/>
-              <w:jc w:val="center"/>
-              <w:textAlignment w:val="auto"/>
-              <w:rPr>
-                <w:rFonts w:hint="eastAsia" w:ascii="仿宋" w:hAnsi="仿宋" w:eastAsia="仿宋" w:cs="仿宋"/>
-                <w:shd w:val="clear" w:color="050000" w:fill="auto"/>
-              </w:rPr>
-            </w:pPr>
+            <w:r/>
           </w:p>
         </w:tc>
       </w:tr>
@@ -1273,28 +923,7 @@
             <w:vAlign w:val="top"/>
           </w:tcPr>
           <w:p>
-            <w:pPr>
-              <w:keepNext w:val="0"/>
-              <w:keepLines w:val="0"/>
-              <w:pageBreakBefore w:val="0"/>
-              <w:widowControl w:val="0"/>
-              <w:kinsoku/>
-              <w:wordWrap/>
-              <w:overflowPunct/>
-              <w:topLinePunct w:val="0"/>
-              <w:autoSpaceDE/>
-              <w:autoSpaceDN/>
-              <w:bidi w:val="0"/>
-              <w:adjustRightInd/>
-              <w:snapToGrid/>
-              <w:spacing w:line="560" w:lineRule="exact"/>
-              <w:jc w:val="center"/>
-              <w:textAlignment w:val="auto"/>
-              <w:rPr>
-                <w:rFonts w:hint="eastAsia" w:ascii="仿宋" w:hAnsi="仿宋" w:eastAsia="仿宋" w:cs="仿宋"/>
-                <w:shd w:val="clear" w:color="050000" w:fill="auto"/>
-              </w:rPr>
-            </w:pPr>
+            <w:r/>
           </w:p>
         </w:tc>
         <w:tc>
@@ -1305,28 +934,7 @@
             <w:vAlign w:val="top"/>
           </w:tcPr>
           <w:p>
-            <w:pPr>
-              <w:keepNext w:val="0"/>
-              <w:keepLines w:val="0"/>
-              <w:pageBreakBefore w:val="0"/>
-              <w:widowControl w:val="0"/>
-              <w:kinsoku/>
-              <w:wordWrap/>
-              <w:overflowPunct/>
-              <w:topLinePunct w:val="0"/>
-              <w:autoSpaceDE/>
-              <w:autoSpaceDN/>
-              <w:bidi w:val="0"/>
-              <w:adjustRightInd/>
-              <w:snapToGrid/>
-              <w:spacing w:line="560" w:lineRule="exact"/>
-              <w:jc w:val="center"/>
-              <w:textAlignment w:val="auto"/>
-              <w:rPr>
-                <w:rFonts w:hint="eastAsia" w:ascii="仿宋" w:hAnsi="仿宋" w:eastAsia="仿宋" w:cs="仿宋"/>
-                <w:shd w:val="clear" w:color="050000" w:fill="auto"/>
-              </w:rPr>
-            </w:pPr>
+            <w:r/>
           </w:p>
         </w:tc>
         <w:tc>
@@ -1337,28 +945,7 @@
             <w:vAlign w:val="top"/>
           </w:tcPr>
           <w:p>
-            <w:pPr>
-              <w:keepNext w:val="0"/>
-              <w:keepLines w:val="0"/>
-              <w:pageBreakBefore w:val="0"/>
-              <w:widowControl w:val="0"/>
-              <w:kinsoku/>
-              <w:wordWrap/>
-              <w:overflowPunct/>
-              <w:topLinePunct w:val="0"/>
-              <w:autoSpaceDE/>
-              <w:autoSpaceDN/>
-              <w:bidi w:val="0"/>
-              <w:adjustRightInd/>
-              <w:snapToGrid/>
-              <w:spacing w:line="560" w:lineRule="exact"/>
-              <w:jc w:val="center"/>
-              <w:textAlignment w:val="auto"/>
-              <w:rPr>
-                <w:rFonts w:hint="eastAsia" w:ascii="仿宋" w:hAnsi="仿宋" w:eastAsia="仿宋" w:cs="仿宋"/>
-                <w:shd w:val="clear" w:color="050000" w:fill="auto"/>
-              </w:rPr>
-            </w:pPr>
+            <w:r/>
           </w:p>
         </w:tc>
         <w:tc>
@@ -1369,28 +956,7 @@
             <w:vAlign w:val="top"/>
           </w:tcPr>
           <w:p>
-            <w:pPr>
-              <w:keepNext w:val="0"/>
-              <w:keepLines w:val="0"/>
-              <w:pageBreakBefore w:val="0"/>
-              <w:widowControl w:val="0"/>
-              <w:kinsoku/>
-              <w:wordWrap/>
-              <w:overflowPunct/>
-              <w:topLinePunct w:val="0"/>
-              <w:autoSpaceDE/>
-              <w:autoSpaceDN/>
-              <w:bidi w:val="0"/>
-              <w:adjustRightInd/>
-              <w:snapToGrid/>
-              <w:spacing w:line="560" w:lineRule="exact"/>
-              <w:jc w:val="center"/>
-              <w:textAlignment w:val="auto"/>
-              <w:rPr>
-                <w:rFonts w:hint="eastAsia" w:ascii="仿宋" w:hAnsi="仿宋" w:eastAsia="仿宋" w:cs="仿宋"/>
-                <w:shd w:val="clear" w:color="050000" w:fill="auto"/>
-              </w:rPr>
-            </w:pPr>
+            <w:r/>
           </w:p>
         </w:tc>
         <w:tc>
@@ -1401,28 +967,7 @@
             <w:vAlign w:val="top"/>
           </w:tcPr>
           <w:p>
-            <w:pPr>
-              <w:keepNext w:val="0"/>
-              <w:keepLines w:val="0"/>
-              <w:pageBreakBefore w:val="0"/>
-              <w:widowControl w:val="0"/>
-              <w:kinsoku/>
-              <w:wordWrap/>
-              <w:overflowPunct/>
-              <w:topLinePunct w:val="0"/>
-              <w:autoSpaceDE/>
-              <w:autoSpaceDN/>
-              <w:bidi w:val="0"/>
-              <w:adjustRightInd/>
-              <w:snapToGrid/>
-              <w:spacing w:line="560" w:lineRule="exact"/>
-              <w:jc w:val="center"/>
-              <w:textAlignment w:val="auto"/>
-              <w:rPr>
-                <w:rFonts w:hint="eastAsia" w:ascii="仿宋" w:hAnsi="仿宋" w:eastAsia="仿宋" w:cs="仿宋"/>
-                <w:shd w:val="clear" w:color="050000" w:fill="auto"/>
-              </w:rPr>
-            </w:pPr>
+            <w:r/>
           </w:p>
         </w:tc>
         <w:tc>
@@ -1433,28 +978,7 @@
             <w:vAlign w:val="top"/>
           </w:tcPr>
           <w:p>
-            <w:pPr>
-              <w:keepNext w:val="0"/>
-              <w:keepLines w:val="0"/>
-              <w:pageBreakBefore w:val="0"/>
-              <w:widowControl w:val="0"/>
-              <w:kinsoku/>
-              <w:wordWrap/>
-              <w:overflowPunct/>
-              <w:topLinePunct w:val="0"/>
-              <w:autoSpaceDE/>
-              <w:autoSpaceDN/>
-              <w:bidi w:val="0"/>
-              <w:adjustRightInd/>
-              <w:snapToGrid/>
-              <w:spacing w:line="560" w:lineRule="exact"/>
-              <w:jc w:val="center"/>
-              <w:textAlignment w:val="auto"/>
-              <w:rPr>
-                <w:rFonts w:hint="eastAsia" w:ascii="仿宋" w:hAnsi="仿宋" w:eastAsia="仿宋" w:cs="仿宋"/>
-                <w:shd w:val="clear" w:color="050000" w:fill="auto"/>
-              </w:rPr>
-            </w:pPr>
+            <w:r/>
           </w:p>
         </w:tc>
         <w:tc>
@@ -1465,28 +989,7 @@
             <w:vAlign w:val="top"/>
           </w:tcPr>
           <w:p>
-            <w:pPr>
-              <w:keepNext w:val="0"/>
-              <w:keepLines w:val="0"/>
-              <w:pageBreakBefore w:val="0"/>
-              <w:widowControl w:val="0"/>
-              <w:kinsoku/>
-              <w:wordWrap/>
-              <w:overflowPunct/>
-              <w:topLinePunct w:val="0"/>
-              <w:autoSpaceDE/>
-              <w:autoSpaceDN/>
-              <w:bidi w:val="0"/>
-              <w:adjustRightInd/>
-              <w:snapToGrid/>
-              <w:spacing w:line="560" w:lineRule="exact"/>
-              <w:jc w:val="center"/>
-              <w:textAlignment w:val="auto"/>
-              <w:rPr>
-                <w:rFonts w:hint="eastAsia" w:ascii="仿宋" w:hAnsi="仿宋" w:eastAsia="仿宋" w:cs="仿宋"/>
-                <w:shd w:val="clear" w:color="050000" w:fill="auto"/>
-              </w:rPr>
-            </w:pPr>
+            <w:r/>
           </w:p>
         </w:tc>
       </w:tr>
@@ -1515,28 +1018,7 @@
             <w:vAlign w:val="top"/>
           </w:tcPr>
           <w:p>
-            <w:pPr>
-              <w:keepNext w:val="0"/>
-              <w:keepLines w:val="0"/>
-              <w:pageBreakBefore w:val="0"/>
-              <w:widowControl w:val="0"/>
-              <w:kinsoku/>
-              <w:wordWrap/>
-              <w:overflowPunct/>
-              <w:topLinePunct w:val="0"/>
-              <w:autoSpaceDE/>
-              <w:autoSpaceDN/>
-              <w:bidi w:val="0"/>
-              <w:adjustRightInd/>
-              <w:snapToGrid/>
-              <w:spacing w:line="560" w:lineRule="exact"/>
-              <w:jc w:val="center"/>
-              <w:textAlignment w:val="auto"/>
-              <w:rPr>
-                <w:rFonts w:hint="eastAsia" w:ascii="仿宋" w:hAnsi="仿宋" w:eastAsia="仿宋" w:cs="仿宋"/>
-                <w:shd w:val="clear" w:color="050000" w:fill="auto"/>
-              </w:rPr>
-            </w:pPr>
+            <w:r/>
           </w:p>
         </w:tc>
         <w:tc>
@@ -1547,28 +1029,7 @@
             <w:vAlign w:val="top"/>
           </w:tcPr>
           <w:p>
-            <w:pPr>
-              <w:keepNext w:val="0"/>
-              <w:keepLines w:val="0"/>
-              <w:pageBreakBefore w:val="0"/>
-              <w:widowControl w:val="0"/>
-              <w:kinsoku/>
-              <w:wordWrap/>
-              <w:overflowPunct/>
-              <w:topLinePunct w:val="0"/>
-              <w:autoSpaceDE/>
-              <w:autoSpaceDN/>
-              <w:bidi w:val="0"/>
-              <w:adjustRightInd/>
-              <w:snapToGrid/>
-              <w:spacing w:line="560" w:lineRule="exact"/>
-              <w:jc w:val="center"/>
-              <w:textAlignment w:val="auto"/>
-              <w:rPr>
-                <w:rFonts w:hint="eastAsia" w:ascii="仿宋" w:hAnsi="仿宋" w:eastAsia="仿宋" w:cs="仿宋"/>
-                <w:shd w:val="clear" w:color="050000" w:fill="auto"/>
-              </w:rPr>
-            </w:pPr>
+            <w:r/>
           </w:p>
         </w:tc>
         <w:tc>
@@ -1579,28 +1040,7 @@
             <w:vAlign w:val="top"/>
           </w:tcPr>
           <w:p>
-            <w:pPr>
-              <w:keepNext w:val="0"/>
-              <w:keepLines w:val="0"/>
-              <w:pageBreakBefore w:val="0"/>
-              <w:widowControl w:val="0"/>
-              <w:kinsoku/>
-              <w:wordWrap/>
-              <w:overflowPunct/>
-              <w:topLinePunct w:val="0"/>
-              <w:autoSpaceDE/>
-              <w:autoSpaceDN/>
-              <w:bidi w:val="0"/>
-              <w:adjustRightInd/>
-              <w:snapToGrid/>
-              <w:spacing w:line="560" w:lineRule="exact"/>
-              <w:jc w:val="center"/>
-              <w:textAlignment w:val="auto"/>
-              <w:rPr>
-                <w:rFonts w:hint="eastAsia" w:ascii="仿宋" w:hAnsi="仿宋" w:eastAsia="仿宋" w:cs="仿宋"/>
-                <w:shd w:val="clear" w:color="050000" w:fill="auto"/>
-              </w:rPr>
-            </w:pPr>
+            <w:r/>
           </w:p>
         </w:tc>
         <w:tc>
@@ -1611,28 +1051,7 @@
             <w:vAlign w:val="top"/>
           </w:tcPr>
           <w:p>
-            <w:pPr>
-              <w:keepNext w:val="0"/>
-              <w:keepLines w:val="0"/>
-              <w:pageBreakBefore w:val="0"/>
-              <w:widowControl w:val="0"/>
-              <w:kinsoku/>
-              <w:wordWrap/>
-              <w:overflowPunct/>
-              <w:topLinePunct w:val="0"/>
-              <w:autoSpaceDE/>
-              <w:autoSpaceDN/>
-              <w:bidi w:val="0"/>
-              <w:adjustRightInd/>
-              <w:snapToGrid/>
-              <w:spacing w:line="560" w:lineRule="exact"/>
-              <w:jc w:val="center"/>
-              <w:textAlignment w:val="auto"/>
-              <w:rPr>
-                <w:rFonts w:hint="eastAsia" w:ascii="仿宋" w:hAnsi="仿宋" w:eastAsia="仿宋" w:cs="仿宋"/>
-                <w:shd w:val="clear" w:color="050000" w:fill="auto"/>
-              </w:rPr>
-            </w:pPr>
+            <w:r/>
           </w:p>
         </w:tc>
         <w:tc>
@@ -1643,28 +1062,7 @@
             <w:vAlign w:val="top"/>
           </w:tcPr>
           <w:p>
-            <w:pPr>
-              <w:keepNext w:val="0"/>
-              <w:keepLines w:val="0"/>
-              <w:pageBreakBefore w:val="0"/>
-              <w:widowControl w:val="0"/>
-              <w:kinsoku/>
-              <w:wordWrap/>
-              <w:overflowPunct/>
-              <w:topLinePunct w:val="0"/>
-              <w:autoSpaceDE/>
-              <w:autoSpaceDN/>
-              <w:bidi w:val="0"/>
-              <w:adjustRightInd/>
-              <w:snapToGrid/>
-              <w:spacing w:line="560" w:lineRule="exact"/>
-              <w:jc w:val="center"/>
-              <w:textAlignment w:val="auto"/>
-              <w:rPr>
-                <w:rFonts w:hint="eastAsia" w:ascii="仿宋" w:hAnsi="仿宋" w:eastAsia="仿宋" w:cs="仿宋"/>
-                <w:shd w:val="clear" w:color="050000" w:fill="auto"/>
-              </w:rPr>
-            </w:pPr>
+            <w:r/>
           </w:p>
         </w:tc>
         <w:tc>
@@ -1675,28 +1073,7 @@
             <w:vAlign w:val="top"/>
           </w:tcPr>
           <w:p>
-            <w:pPr>
-              <w:keepNext w:val="0"/>
-              <w:keepLines w:val="0"/>
-              <w:pageBreakBefore w:val="0"/>
-              <w:widowControl w:val="0"/>
-              <w:kinsoku/>
-              <w:wordWrap/>
-              <w:overflowPunct/>
-              <w:topLinePunct w:val="0"/>
-              <w:autoSpaceDE/>
-              <w:autoSpaceDN/>
-              <w:bidi w:val="0"/>
-              <w:adjustRightInd/>
-              <w:snapToGrid/>
-              <w:spacing w:line="560" w:lineRule="exact"/>
-              <w:jc w:val="center"/>
-              <w:textAlignment w:val="auto"/>
-              <w:rPr>
-                <w:rFonts w:hint="eastAsia" w:ascii="仿宋" w:hAnsi="仿宋" w:eastAsia="仿宋" w:cs="仿宋"/>
-                <w:shd w:val="clear" w:color="050000" w:fill="auto"/>
-              </w:rPr>
-            </w:pPr>
+            <w:r/>
           </w:p>
         </w:tc>
         <w:tc>
@@ -1707,28 +1084,7 @@
             <w:vAlign w:val="top"/>
           </w:tcPr>
           <w:p>
-            <w:pPr>
-              <w:keepNext w:val="0"/>
-              <w:keepLines w:val="0"/>
-              <w:pageBreakBefore w:val="0"/>
-              <w:widowControl w:val="0"/>
-              <w:kinsoku/>
-              <w:wordWrap/>
-              <w:overflowPunct/>
-              <w:topLinePunct w:val="0"/>
-              <w:autoSpaceDE/>
-              <w:autoSpaceDN/>
-              <w:bidi w:val="0"/>
-              <w:adjustRightInd/>
-              <w:snapToGrid/>
-              <w:spacing w:line="560" w:lineRule="exact"/>
-              <w:jc w:val="center"/>
-              <w:textAlignment w:val="auto"/>
-              <w:rPr>
-                <w:rFonts w:hint="eastAsia" w:ascii="仿宋" w:hAnsi="仿宋" w:eastAsia="仿宋" w:cs="仿宋"/>
-                <w:shd w:val="clear" w:color="050000" w:fill="auto"/>
-              </w:rPr>
-            </w:pPr>
+            <w:r/>
           </w:p>
         </w:tc>
       </w:tr>
@@ -1757,28 +1113,7 @@
             <w:vAlign w:val="top"/>
           </w:tcPr>
           <w:p>
-            <w:pPr>
-              <w:keepNext w:val="0"/>
-              <w:keepLines w:val="0"/>
-              <w:pageBreakBefore w:val="0"/>
-              <w:widowControl w:val="0"/>
-              <w:kinsoku/>
-              <w:wordWrap/>
-              <w:overflowPunct/>
-              <w:topLinePunct w:val="0"/>
-              <w:autoSpaceDE/>
-              <w:autoSpaceDN/>
-              <w:bidi w:val="0"/>
-              <w:adjustRightInd/>
-              <w:snapToGrid/>
-              <w:spacing w:line="560" w:lineRule="exact"/>
-              <w:jc w:val="center"/>
-              <w:textAlignment w:val="auto"/>
-              <w:rPr>
-                <w:rFonts w:hint="eastAsia" w:ascii="仿宋" w:hAnsi="仿宋" w:eastAsia="仿宋" w:cs="仿宋"/>
-                <w:shd w:val="clear" w:color="050000" w:fill="auto"/>
-              </w:rPr>
-            </w:pPr>
+            <w:r/>
           </w:p>
         </w:tc>
         <w:tc>
@@ -1789,28 +1124,7 @@
             <w:vAlign w:val="top"/>
           </w:tcPr>
           <w:p>
-            <w:pPr>
-              <w:keepNext w:val="0"/>
-              <w:keepLines w:val="0"/>
-              <w:pageBreakBefore w:val="0"/>
-              <w:widowControl w:val="0"/>
-              <w:kinsoku/>
-              <w:wordWrap/>
-              <w:overflowPunct/>
-              <w:topLinePunct w:val="0"/>
-              <w:autoSpaceDE/>
-              <w:autoSpaceDN/>
-              <w:bidi w:val="0"/>
-              <w:adjustRightInd/>
-              <w:snapToGrid/>
-              <w:spacing w:line="560" w:lineRule="exact"/>
-              <w:jc w:val="center"/>
-              <w:textAlignment w:val="auto"/>
-              <w:rPr>
-                <w:rFonts w:hint="eastAsia" w:ascii="仿宋" w:hAnsi="仿宋" w:eastAsia="仿宋" w:cs="仿宋"/>
-                <w:shd w:val="clear" w:color="050000" w:fill="auto"/>
-              </w:rPr>
-            </w:pPr>
+            <w:r/>
           </w:p>
         </w:tc>
         <w:tc>
@@ -1821,28 +1135,7 @@
             <w:vAlign w:val="top"/>
           </w:tcPr>
           <w:p>
-            <w:pPr>
-              <w:keepNext w:val="0"/>
-              <w:keepLines w:val="0"/>
-              <w:pageBreakBefore w:val="0"/>
-              <w:widowControl w:val="0"/>
-              <w:kinsoku/>
-              <w:wordWrap/>
-              <w:overflowPunct/>
-              <w:topLinePunct w:val="0"/>
-              <w:autoSpaceDE/>
-              <w:autoSpaceDN/>
-              <w:bidi w:val="0"/>
-              <w:adjustRightInd/>
-              <w:snapToGrid/>
-              <w:spacing w:line="560" w:lineRule="exact"/>
-              <w:jc w:val="center"/>
-              <w:textAlignment w:val="auto"/>
-              <w:rPr>
-                <w:rFonts w:hint="eastAsia" w:ascii="仿宋" w:hAnsi="仿宋" w:eastAsia="仿宋" w:cs="仿宋"/>
-                <w:shd w:val="clear" w:color="050000" w:fill="auto"/>
-              </w:rPr>
-            </w:pPr>
+            <w:r/>
           </w:p>
         </w:tc>
         <w:tc>
@@ -1853,28 +1146,7 @@
             <w:vAlign w:val="top"/>
           </w:tcPr>
           <w:p>
-            <w:pPr>
-              <w:keepNext w:val="0"/>
-              <w:keepLines w:val="0"/>
-              <w:pageBreakBefore w:val="0"/>
-              <w:widowControl w:val="0"/>
-              <w:kinsoku/>
-              <w:wordWrap/>
-              <w:overflowPunct/>
-              <w:topLinePunct w:val="0"/>
-              <w:autoSpaceDE/>
-              <w:autoSpaceDN/>
-              <w:bidi w:val="0"/>
-              <w:adjustRightInd/>
-              <w:snapToGrid/>
-              <w:spacing w:line="560" w:lineRule="exact"/>
-              <w:jc w:val="center"/>
-              <w:textAlignment w:val="auto"/>
-              <w:rPr>
-                <w:rFonts w:hint="eastAsia" w:ascii="仿宋" w:hAnsi="仿宋" w:eastAsia="仿宋" w:cs="仿宋"/>
-                <w:shd w:val="clear" w:color="050000" w:fill="auto"/>
-              </w:rPr>
-            </w:pPr>
+            <w:r/>
           </w:p>
         </w:tc>
         <w:tc>
@@ -1885,28 +1157,7 @@
             <w:vAlign w:val="top"/>
           </w:tcPr>
           <w:p>
-            <w:pPr>
-              <w:keepNext w:val="0"/>
-              <w:keepLines w:val="0"/>
-              <w:pageBreakBefore w:val="0"/>
-              <w:widowControl w:val="0"/>
-              <w:kinsoku/>
-              <w:wordWrap/>
-              <w:overflowPunct/>
-              <w:topLinePunct w:val="0"/>
-              <w:autoSpaceDE/>
-              <w:autoSpaceDN/>
-              <w:bidi w:val="0"/>
-              <w:adjustRightInd/>
-              <w:snapToGrid/>
-              <w:spacing w:line="560" w:lineRule="exact"/>
-              <w:jc w:val="center"/>
-              <w:textAlignment w:val="auto"/>
-              <w:rPr>
-                <w:rFonts w:hint="eastAsia" w:ascii="仿宋" w:hAnsi="仿宋" w:eastAsia="仿宋" w:cs="仿宋"/>
-                <w:shd w:val="clear" w:color="050000" w:fill="auto"/>
-              </w:rPr>
-            </w:pPr>
+            <w:r/>
           </w:p>
         </w:tc>
         <w:tc>
@@ -1917,28 +1168,7 @@
             <w:vAlign w:val="top"/>
           </w:tcPr>
           <w:p>
-            <w:pPr>
-              <w:keepNext w:val="0"/>
-              <w:keepLines w:val="0"/>
-              <w:pageBreakBefore w:val="0"/>
-              <w:widowControl w:val="0"/>
-              <w:kinsoku/>
-              <w:wordWrap/>
-              <w:overflowPunct/>
-              <w:topLinePunct w:val="0"/>
-              <w:autoSpaceDE/>
-              <w:autoSpaceDN/>
-              <w:bidi w:val="0"/>
-              <w:adjustRightInd/>
-              <w:snapToGrid/>
-              <w:spacing w:line="560" w:lineRule="exact"/>
-              <w:jc w:val="center"/>
-              <w:textAlignment w:val="auto"/>
-              <w:rPr>
-                <w:rFonts w:hint="eastAsia" w:ascii="仿宋" w:hAnsi="仿宋" w:eastAsia="仿宋" w:cs="仿宋"/>
-                <w:shd w:val="clear" w:color="050000" w:fill="auto"/>
-              </w:rPr>
-            </w:pPr>
+            <w:r/>
           </w:p>
         </w:tc>
         <w:tc>
@@ -1949,28 +1179,7 @@
             <w:vAlign w:val="top"/>
           </w:tcPr>
           <w:p>
-            <w:pPr>
-              <w:keepNext w:val="0"/>
-              <w:keepLines w:val="0"/>
-              <w:pageBreakBefore w:val="0"/>
-              <w:widowControl w:val="0"/>
-              <w:kinsoku/>
-              <w:wordWrap/>
-              <w:overflowPunct/>
-              <w:topLinePunct w:val="0"/>
-              <w:autoSpaceDE/>
-              <w:autoSpaceDN/>
-              <w:bidi w:val="0"/>
-              <w:adjustRightInd/>
-              <w:snapToGrid/>
-              <w:spacing w:line="560" w:lineRule="exact"/>
-              <w:jc w:val="center"/>
-              <w:textAlignment w:val="auto"/>
-              <w:rPr>
-                <w:rFonts w:hint="eastAsia" w:ascii="仿宋" w:hAnsi="仿宋" w:eastAsia="仿宋" w:cs="仿宋"/>
-                <w:shd w:val="clear" w:color="050000" w:fill="auto"/>
-              </w:rPr>
-            </w:pPr>
+            <w:r/>
           </w:p>
         </w:tc>
       </w:tr>
@@ -1999,28 +1208,7 @@
             <w:vAlign w:val="top"/>
           </w:tcPr>
           <w:p>
-            <w:pPr>
-              <w:keepNext w:val="0"/>
-              <w:keepLines w:val="0"/>
-              <w:pageBreakBefore w:val="0"/>
-              <w:widowControl w:val="0"/>
-              <w:kinsoku/>
-              <w:wordWrap/>
-              <w:overflowPunct/>
-              <w:topLinePunct w:val="0"/>
-              <w:autoSpaceDE/>
-              <w:autoSpaceDN/>
-              <w:bidi w:val="0"/>
-              <w:adjustRightInd/>
-              <w:snapToGrid/>
-              <w:spacing w:line="560" w:lineRule="exact"/>
-              <w:jc w:val="center"/>
-              <w:textAlignment w:val="auto"/>
-              <w:rPr>
-                <w:rFonts w:hint="eastAsia" w:ascii="仿宋" w:hAnsi="仿宋" w:eastAsia="仿宋" w:cs="仿宋"/>
-                <w:shd w:val="clear" w:color="050000" w:fill="auto"/>
-              </w:rPr>
-            </w:pPr>
+            <w:r/>
           </w:p>
         </w:tc>
         <w:tc>
@@ -2031,28 +1219,7 @@
             <w:vAlign w:val="top"/>
           </w:tcPr>
           <w:p>
-            <w:pPr>
-              <w:keepNext w:val="0"/>
-              <w:keepLines w:val="0"/>
-              <w:pageBreakBefore w:val="0"/>
-              <w:widowControl w:val="0"/>
-              <w:kinsoku/>
-              <w:wordWrap/>
-              <w:overflowPunct/>
-              <w:topLinePunct w:val="0"/>
-              <w:autoSpaceDE/>
-              <w:autoSpaceDN/>
-              <w:bidi w:val="0"/>
-              <w:adjustRightInd/>
-              <w:snapToGrid/>
-              <w:spacing w:line="560" w:lineRule="exact"/>
-              <w:jc w:val="center"/>
-              <w:textAlignment w:val="auto"/>
-              <w:rPr>
-                <w:rFonts w:hint="eastAsia" w:ascii="仿宋" w:hAnsi="仿宋" w:eastAsia="仿宋" w:cs="仿宋"/>
-                <w:shd w:val="clear" w:color="050000" w:fill="auto"/>
-              </w:rPr>
-            </w:pPr>
+            <w:r/>
           </w:p>
         </w:tc>
         <w:tc>
@@ -2063,28 +1230,7 @@
             <w:vAlign w:val="top"/>
           </w:tcPr>
           <w:p>
-            <w:pPr>
-              <w:keepNext w:val="0"/>
-              <w:keepLines w:val="0"/>
-              <w:pageBreakBefore w:val="0"/>
-              <w:widowControl w:val="0"/>
-              <w:kinsoku/>
-              <w:wordWrap/>
-              <w:overflowPunct/>
-              <w:topLinePunct w:val="0"/>
-              <w:autoSpaceDE/>
-              <w:autoSpaceDN/>
-              <w:bidi w:val="0"/>
-              <w:adjustRightInd/>
-              <w:snapToGrid/>
-              <w:spacing w:line="560" w:lineRule="exact"/>
-              <w:jc w:val="center"/>
-              <w:textAlignment w:val="auto"/>
-              <w:rPr>
-                <w:rFonts w:hint="eastAsia" w:ascii="仿宋" w:hAnsi="仿宋" w:eastAsia="仿宋" w:cs="仿宋"/>
-                <w:shd w:val="clear" w:color="050000" w:fill="auto"/>
-              </w:rPr>
-            </w:pPr>
+            <w:r/>
           </w:p>
         </w:tc>
         <w:tc>
@@ -2095,28 +1241,7 @@
             <w:vAlign w:val="top"/>
           </w:tcPr>
           <w:p>
-            <w:pPr>
-              <w:keepNext w:val="0"/>
-              <w:keepLines w:val="0"/>
-              <w:pageBreakBefore w:val="0"/>
-              <w:widowControl w:val="0"/>
-              <w:kinsoku/>
-              <w:wordWrap/>
-              <w:overflowPunct/>
-              <w:topLinePunct w:val="0"/>
-              <w:autoSpaceDE/>
-              <w:autoSpaceDN/>
-              <w:bidi w:val="0"/>
-              <w:adjustRightInd/>
-              <w:snapToGrid/>
-              <w:spacing w:line="560" w:lineRule="exact"/>
-              <w:jc w:val="center"/>
-              <w:textAlignment w:val="auto"/>
-              <w:rPr>
-                <w:rFonts w:hint="eastAsia" w:ascii="仿宋" w:hAnsi="仿宋" w:eastAsia="仿宋" w:cs="仿宋"/>
-                <w:shd w:val="clear" w:color="050000" w:fill="auto"/>
-              </w:rPr>
-            </w:pPr>
+            <w:r/>
           </w:p>
         </w:tc>
         <w:tc>
@@ -2127,28 +1252,7 @@
             <w:vAlign w:val="top"/>
           </w:tcPr>
           <w:p>
-            <w:pPr>
-              <w:keepNext w:val="0"/>
-              <w:keepLines w:val="0"/>
-              <w:pageBreakBefore w:val="0"/>
-              <w:widowControl w:val="0"/>
-              <w:kinsoku/>
-              <w:wordWrap/>
-              <w:overflowPunct/>
-              <w:topLinePunct w:val="0"/>
-              <w:autoSpaceDE/>
-              <w:autoSpaceDN/>
-              <w:bidi w:val="0"/>
-              <w:adjustRightInd/>
-              <w:snapToGrid/>
-              <w:spacing w:line="560" w:lineRule="exact"/>
-              <w:jc w:val="center"/>
-              <w:textAlignment w:val="auto"/>
-              <w:rPr>
-                <w:rFonts w:hint="eastAsia" w:ascii="仿宋" w:hAnsi="仿宋" w:eastAsia="仿宋" w:cs="仿宋"/>
-                <w:shd w:val="clear" w:color="050000" w:fill="auto"/>
-              </w:rPr>
-            </w:pPr>
+            <w:r/>
           </w:p>
         </w:tc>
         <w:tc>
@@ -2159,28 +1263,7 @@
             <w:vAlign w:val="top"/>
           </w:tcPr>
           <w:p>
-            <w:pPr>
-              <w:keepNext w:val="0"/>
-              <w:keepLines w:val="0"/>
-              <w:pageBreakBefore w:val="0"/>
-              <w:widowControl w:val="0"/>
-              <w:kinsoku/>
-              <w:wordWrap/>
-              <w:overflowPunct/>
-              <w:topLinePunct w:val="0"/>
-              <w:autoSpaceDE/>
-              <w:autoSpaceDN/>
-              <w:bidi w:val="0"/>
-              <w:adjustRightInd/>
-              <w:snapToGrid/>
-              <w:spacing w:line="560" w:lineRule="exact"/>
-              <w:jc w:val="center"/>
-              <w:textAlignment w:val="auto"/>
-              <w:rPr>
-                <w:rFonts w:hint="eastAsia" w:ascii="仿宋" w:hAnsi="仿宋" w:eastAsia="仿宋" w:cs="仿宋"/>
-                <w:shd w:val="clear" w:color="050000" w:fill="auto"/>
-              </w:rPr>
-            </w:pPr>
+            <w:r/>
           </w:p>
         </w:tc>
         <w:tc>
@@ -2191,28 +1274,7 @@
             <w:vAlign w:val="top"/>
           </w:tcPr>
           <w:p>
-            <w:pPr>
-              <w:keepNext w:val="0"/>
-              <w:keepLines w:val="0"/>
-              <w:pageBreakBefore w:val="0"/>
-              <w:widowControl w:val="0"/>
-              <w:kinsoku/>
-              <w:wordWrap/>
-              <w:overflowPunct/>
-              <w:topLinePunct w:val="0"/>
-              <w:autoSpaceDE/>
-              <w:autoSpaceDN/>
-              <w:bidi w:val="0"/>
-              <w:adjustRightInd/>
-              <w:snapToGrid/>
-              <w:spacing w:line="560" w:lineRule="exact"/>
-              <w:jc w:val="center"/>
-              <w:textAlignment w:val="auto"/>
-              <w:rPr>
-                <w:rFonts w:hint="eastAsia" w:ascii="仿宋" w:hAnsi="仿宋" w:eastAsia="仿宋" w:cs="仿宋"/>
-                <w:shd w:val="clear" w:color="050000" w:fill="auto"/>
-              </w:rPr>
-            </w:pPr>
+            <w:r/>
           </w:p>
         </w:tc>
       </w:tr>
@@ -2247,6 +1309,732 @@
       </w:pPr>
     </w:p>
     <w:p/>
+    <w:p>
+      <w:pPr>
+        <w:spacing w:before="240" w:after="80"/>
+      </w:pPr>
+      <w:r>
+        <w:rPr>
+          <w:rFonts w:ascii="Times New Roman" w:hAnsi="Times New Roman"/>
+          <w:b/>
+          <w:sz w:val="24"/>
+          <w:rFonts w:eastAsia="黑体"/>
+        </w:rPr>
+        <w:t>【附：《心房搜查令》演职人员角色与分工对应表】</w:t>
+      </w:r>
+    </w:p>
+    <w:tbl>
+      <w:tblPr>
+        <w:tblW w:type="auto" w:w="0"/>
+        <w:jc w:val="center"/>
+        <w:tblLayout w:type="fixed"/>
+        <w:tblLook w:firstColumn="1" w:firstRow="1" w:lastColumn="0" w:lastRow="0" w:noHBand="0" w:noVBand="1" w:val="04A0"/>
+      </w:tblPr>
+      <w:tblGrid>
+        <w:gridCol w:w="1384"/>
+        <w:gridCol w:w="1384"/>
+        <w:gridCol w:w="1384"/>
+        <w:gridCol w:w="1384"/>
+        <w:gridCol w:w="1384"/>
+        <w:gridCol w:w="1384"/>
+      </w:tblGrid>
+      <w:tr>
+        <w:tc>
+          <w:tcPr>
+            <w:tcW w:type="dxa" w:w="864"/>
+            <w:shd w:fill="F2F4F7"/>
+            <w:vAlign w:val="center"/>
+          </w:tcPr>
+          <w:p>
+            <w:pPr>
+              <w:spacing w:before="40" w:after="40" w:line="280" w:lineRule="exact"/>
+              <w:jc w:val="center"/>
+            </w:pPr>
+            <w:r/>
+            <w:r>
+              <w:rPr>
+                <w:rFonts w:ascii="Times New Roman" w:hAnsi="Times New Roman"/>
+                <w:b/>
+                <w:sz w:val="20"/>
+                <w:rFonts w:ascii="Times New Roman" w:hAnsi="Times New Roman" w:eastAsia="黑体" w:cs="Times New Roman"/>
+              </w:rPr>
+              <w:t>序号</w:t>
+            </w:r>
+          </w:p>
+        </w:tc>
+        <w:tc>
+          <w:tcPr>
+            <w:tcW w:type="dxa" w:w="1584"/>
+            <w:shd w:fill="F2F4F7"/>
+            <w:vAlign w:val="center"/>
+          </w:tcPr>
+          <w:p>
+            <w:pPr>
+              <w:spacing w:before="40" w:after="40" w:line="280" w:lineRule="exact"/>
+              <w:jc w:val="center"/>
+            </w:pPr>
+            <w:r/>
+            <w:r>
+              <w:rPr>
+                <w:rFonts w:ascii="Times New Roman" w:hAnsi="Times New Roman"/>
+                <w:b/>
+                <w:sz w:val="20"/>
+                <w:rFonts w:ascii="Times New Roman" w:hAnsi="Times New Roman" w:eastAsia="黑体" w:cs="Times New Roman"/>
+              </w:rPr>
+              <w:t>角色名称</w:t>
+            </w:r>
+          </w:p>
+        </w:tc>
+        <w:tc>
+          <w:tcPr>
+            <w:tcW w:type="dxa" w:w="1584"/>
+            <w:shd w:fill="F2F4F7"/>
+            <w:vAlign w:val="center"/>
+          </w:tcPr>
+          <w:p>
+            <w:pPr>
+              <w:spacing w:before="40" w:after="40" w:line="280" w:lineRule="exact"/>
+              <w:jc w:val="center"/>
+            </w:pPr>
+            <w:r/>
+            <w:r>
+              <w:rPr>
+                <w:rFonts w:ascii="Times New Roman" w:hAnsi="Times New Roman"/>
+                <w:b/>
+                <w:sz w:val="20"/>
+                <w:rFonts w:ascii="Times New Roman" w:hAnsi="Times New Roman" w:eastAsia="黑体" w:cs="Times New Roman"/>
+              </w:rPr>
+              <w:t>演员姓名</w:t>
+            </w:r>
+          </w:p>
+        </w:tc>
+        <w:tc>
+          <w:tcPr>
+            <w:tcW w:type="dxa" w:w="3168"/>
+            <w:shd w:fill="F2F4F7"/>
+            <w:vAlign w:val="center"/>
+          </w:tcPr>
+          <w:p>
+            <w:pPr>
+              <w:spacing w:before="40" w:after="40" w:line="280" w:lineRule="exact"/>
+              <w:jc w:val="center"/>
+            </w:pPr>
+            <w:r/>
+            <w:r>
+              <w:rPr>
+                <w:rFonts w:ascii="Times New Roman" w:hAnsi="Times New Roman"/>
+                <w:b/>
+                <w:sz w:val="20"/>
+                <w:rFonts w:ascii="Times New Roman" w:hAnsi="Times New Roman" w:eastAsia="黑体" w:cs="Times New Roman"/>
+              </w:rPr>
+              <w:t>班级 / 专业</w:t>
+            </w:r>
+          </w:p>
+        </w:tc>
+        <w:tc>
+          <w:tcPr>
+            <w:tcW w:type="dxa" w:w="4608"/>
+            <w:shd w:fill="F2F4F7"/>
+            <w:vAlign w:val="center"/>
+          </w:tcPr>
+          <w:p>
+            <w:pPr>
+              <w:spacing w:before="40" w:after="40" w:line="280" w:lineRule="exact"/>
+              <w:jc w:val="center"/>
+            </w:pPr>
+            <w:r/>
+            <w:r>
+              <w:rPr>
+                <w:rFonts w:ascii="Times New Roman" w:hAnsi="Times New Roman"/>
+                <w:b/>
+                <w:sz w:val="20"/>
+                <w:rFonts w:ascii="Times New Roman" w:hAnsi="Times New Roman" w:eastAsia="黑体" w:cs="Times New Roman"/>
+              </w:rPr>
+              <w:t>剧情角色定位与特征</w:t>
+            </w:r>
+          </w:p>
+        </w:tc>
+        <w:tc>
+          <w:tcPr>
+            <w:tcW w:type="dxa" w:w="2160"/>
+            <w:shd w:fill="F2F4F7"/>
+            <w:vAlign w:val="center"/>
+          </w:tcPr>
+          <w:p>
+            <w:pPr>
+              <w:spacing w:before="40" w:after="40" w:line="280" w:lineRule="exact"/>
+              <w:jc w:val="center"/>
+            </w:pPr>
+            <w:r/>
+            <w:r>
+              <w:rPr>
+                <w:rFonts w:ascii="Times New Roman" w:hAnsi="Times New Roman"/>
+                <w:b/>
+                <w:sz w:val="20"/>
+                <w:rFonts w:ascii="Times New Roman" w:hAnsi="Times New Roman" w:eastAsia="黑体" w:cs="Times New Roman"/>
+              </w:rPr>
+              <w:t>舞台兼任工作</w:t>
+            </w:r>
+          </w:p>
+        </w:tc>
+      </w:tr>
+      <w:tr>
+        <w:tc>
+          <w:tcPr>
+            <w:tcW w:type="dxa" w:w="864"/>
+            <w:vAlign w:val="center"/>
+          </w:tcPr>
+          <w:p>
+            <w:pPr>
+              <w:spacing w:before="40" w:after="40" w:line="280" w:lineRule="exact"/>
+              <w:jc w:val="center"/>
+            </w:pPr>
+            <w:r/>
+            <w:r>
+              <w:rPr>
+                <w:rFonts w:ascii="Times New Roman" w:hAnsi="Times New Roman"/>
+                <w:b w:val="0"/>
+                <w:sz w:val="19"/>
+                <w:rFonts w:ascii="Times New Roman" w:hAnsi="Times New Roman" w:eastAsia="仿宋" w:cs="Times New Roman"/>
+              </w:rPr>
+              <w:t>1</w:t>
+            </w:r>
+          </w:p>
+        </w:tc>
+        <w:tc>
+          <w:tcPr>
+            <w:tcW w:type="dxa" w:w="1584"/>
+            <w:vAlign w:val="center"/>
+          </w:tcPr>
+          <w:p>
+            <w:pPr>
+              <w:spacing w:before="40" w:after="40" w:line="280" w:lineRule="exact"/>
+              <w:jc w:val="center"/>
+            </w:pPr>
+            <w:r/>
+            <w:r>
+              <w:rPr>
+                <w:rFonts w:ascii="Times New Roman" w:hAnsi="Times New Roman"/>
+                <w:b w:val="0"/>
+                <w:sz w:val="19"/>
+                <w:rFonts w:ascii="Times New Roman" w:hAnsi="Times New Roman" w:eastAsia="仿宋" w:cs="Times New Roman"/>
+              </w:rPr>
+              <w:t>赵学衡</w:t>
+            </w:r>
+          </w:p>
+        </w:tc>
+        <w:tc>
+          <w:tcPr>
+            <w:tcW w:type="dxa" w:w="1584"/>
+            <w:vAlign w:val="center"/>
+          </w:tcPr>
+          <w:p>
+            <w:pPr>
+              <w:spacing w:before="40" w:after="40" w:line="280" w:lineRule="exact"/>
+              <w:jc w:val="center"/>
+            </w:pPr>
+            <w:r/>
+            <w:r>
+              <w:rPr>
+                <w:rFonts w:ascii="Times New Roman" w:hAnsi="Times New Roman"/>
+                <w:b w:val="0"/>
+                <w:sz w:val="19"/>
+                <w:rFonts w:ascii="Times New Roman" w:hAnsi="Times New Roman" w:eastAsia="仿宋" w:cs="Times New Roman"/>
+              </w:rPr>
+              <w:t>赵学衡</w:t>
+            </w:r>
+          </w:p>
+        </w:tc>
+        <w:tc>
+          <w:tcPr>
+            <w:tcW w:type="dxa" w:w="3168"/>
+            <w:vAlign w:val="center"/>
+          </w:tcPr>
+          <w:p>
+            <w:pPr>
+              <w:spacing w:before="40" w:after="40" w:line="280" w:lineRule="exact"/>
+              <w:jc w:val="center"/>
+            </w:pPr>
+            <w:r/>
+            <w:r>
+              <w:rPr>
+                <w:rFonts w:ascii="Times New Roman" w:hAnsi="Times New Roman"/>
+                <w:b w:val="0"/>
+                <w:sz w:val="19"/>
+                <w:rFonts w:ascii="Times New Roman" w:hAnsi="Times New Roman" w:eastAsia="仿宋" w:cs="Times New Roman"/>
+              </w:rPr>
+              <w:t>2024级数据科学与大数据技术班</w:t>
+            </w:r>
+          </w:p>
+        </w:tc>
+        <w:tc>
+          <w:tcPr>
+            <w:tcW w:type="dxa" w:w="4608"/>
+            <w:vAlign w:val="center"/>
+          </w:tcPr>
+          <w:p>
+            <w:pPr>
+              <w:spacing w:before="40" w:after="40" w:line="280" w:lineRule="exact"/>
+              <w:jc w:val="left"/>
+            </w:pPr>
+            <w:r/>
+            <w:r>
+              <w:rPr>
+                <w:rFonts w:ascii="Times New Roman" w:hAnsi="Times New Roman"/>
+                <w:b w:val="0"/>
+                <w:sz w:val="19"/>
+                <w:rFonts w:ascii="Times New Roman" w:hAnsi="Times New Roman" w:eastAsia="仿宋" w:cs="Times New Roman"/>
+              </w:rPr>
+              <w:t>大三医学生，自律表象下的知识囤积与冒名顶替综合征</w:t>
+            </w:r>
+          </w:p>
+        </w:tc>
+        <w:tc>
+          <w:tcPr>
+            <w:tcW w:type="dxa" w:w="2160"/>
+            <w:vAlign w:val="center"/>
+          </w:tcPr>
+          <w:p>
+            <w:pPr>
+              <w:spacing w:before="40" w:after="40" w:line="280" w:lineRule="exact"/>
+              <w:jc w:val="center"/>
+            </w:pPr>
+            <w:r/>
+            <w:r>
+              <w:rPr>
+                <w:rFonts w:ascii="Times New Roman" w:hAnsi="Times New Roman"/>
+                <w:b w:val="0"/>
+                <w:sz w:val="19"/>
+                <w:rFonts w:ascii="Times New Roman" w:hAnsi="Times New Roman" w:eastAsia="仿宋" w:cs="Times New Roman"/>
+              </w:rPr>
+              <w:t>主演（执念与释怀）</w:t>
+            </w:r>
+          </w:p>
+        </w:tc>
+      </w:tr>
+      <w:tr>
+        <w:tc>
+          <w:tcPr>
+            <w:tcW w:type="dxa" w:w="864"/>
+            <w:vAlign w:val="center"/>
+          </w:tcPr>
+          <w:p>
+            <w:pPr>
+              <w:spacing w:before="40" w:after="40" w:line="280" w:lineRule="exact"/>
+              <w:jc w:val="center"/>
+            </w:pPr>
+            <w:r/>
+            <w:r>
+              <w:rPr>
+                <w:rFonts w:ascii="Times New Roman" w:hAnsi="Times New Roman"/>
+                <w:b w:val="0"/>
+                <w:sz w:val="19"/>
+                <w:rFonts w:ascii="Times New Roman" w:hAnsi="Times New Roman" w:eastAsia="仿宋" w:cs="Times New Roman"/>
+              </w:rPr>
+              <w:t>2</w:t>
+            </w:r>
+          </w:p>
+        </w:tc>
+        <w:tc>
+          <w:tcPr>
+            <w:tcW w:type="dxa" w:w="1584"/>
+            <w:vAlign w:val="center"/>
+          </w:tcPr>
+          <w:p>
+            <w:pPr>
+              <w:spacing w:before="40" w:after="40" w:line="280" w:lineRule="exact"/>
+              <w:jc w:val="center"/>
+            </w:pPr>
+            <w:r/>
+            <w:r>
+              <w:rPr>
+                <w:rFonts w:ascii="Times New Roman" w:hAnsi="Times New Roman"/>
+                <w:b w:val="0"/>
+                <w:sz w:val="19"/>
+                <w:rFonts w:ascii="Times New Roman" w:hAnsi="Times New Roman" w:eastAsia="仿宋" w:cs="Times New Roman"/>
+              </w:rPr>
+              <w:t>郝朋</w:t>
+            </w:r>
+          </w:p>
+        </w:tc>
+        <w:tc>
+          <w:tcPr>
+            <w:tcW w:type="dxa" w:w="1584"/>
+            <w:vAlign w:val="center"/>
+          </w:tcPr>
+          <w:p>
+            <w:pPr>
+              <w:spacing w:before="40" w:after="40" w:line="280" w:lineRule="exact"/>
+              <w:jc w:val="center"/>
+            </w:pPr>
+            <w:r/>
+            <w:r>
+              <w:rPr>
+                <w:rFonts w:ascii="Times New Roman" w:hAnsi="Times New Roman"/>
+                <w:b w:val="0"/>
+                <w:sz w:val="19"/>
+                <w:rFonts w:ascii="Times New Roman" w:hAnsi="Times New Roman" w:eastAsia="仿宋" w:cs="Times New Roman"/>
+              </w:rPr>
+              <w:t>郝朋</w:t>
+            </w:r>
+          </w:p>
+        </w:tc>
+        <w:tc>
+          <w:tcPr>
+            <w:tcW w:type="dxa" w:w="3168"/>
+            <w:vAlign w:val="center"/>
+          </w:tcPr>
+          <w:p>
+            <w:pPr>
+              <w:spacing w:before="40" w:after="40" w:line="280" w:lineRule="exact"/>
+              <w:jc w:val="center"/>
+            </w:pPr>
+            <w:r/>
+            <w:r>
+              <w:rPr>
+                <w:rFonts w:ascii="Times New Roman" w:hAnsi="Times New Roman"/>
+                <w:b w:val="0"/>
+                <w:sz w:val="19"/>
+                <w:rFonts w:ascii="Times New Roman" w:hAnsi="Times New Roman" w:eastAsia="仿宋" w:cs="Times New Roman"/>
+              </w:rPr>
+              <w:t>2024级数据科学与大数据技术班</w:t>
+            </w:r>
+          </w:p>
+        </w:tc>
+        <w:tc>
+          <w:tcPr>
+            <w:tcW w:type="dxa" w:w="4608"/>
+            <w:vAlign w:val="center"/>
+          </w:tcPr>
+          <w:p>
+            <w:pPr>
+              <w:spacing w:before="40" w:after="40" w:line="280" w:lineRule="exact"/>
+              <w:jc w:val="left"/>
+            </w:pPr>
+            <w:r/>
+            <w:r>
+              <w:rPr>
+                <w:rFonts w:ascii="Times New Roman" w:hAnsi="Times New Roman"/>
+                <w:b w:val="0"/>
+                <w:sz w:val="19"/>
+                <w:rFonts w:ascii="Times New Roman" w:hAnsi="Times New Roman" w:eastAsia="仿宋" w:cs="Times New Roman"/>
+              </w:rPr>
+              <w:t>班级心理委员，机敏温和的“心房搜查官”与情志引航者</w:t>
+            </w:r>
+          </w:p>
+        </w:tc>
+        <w:tc>
+          <w:tcPr>
+            <w:tcW w:type="dxa" w:w="2160"/>
+            <w:vAlign w:val="center"/>
+          </w:tcPr>
+          <w:p>
+            <w:pPr>
+              <w:spacing w:before="40" w:after="40" w:line="280" w:lineRule="exact"/>
+              <w:jc w:val="center"/>
+            </w:pPr>
+            <w:r/>
+            <w:r>
+              <w:rPr>
+                <w:rFonts w:ascii="Times New Roman" w:hAnsi="Times New Roman"/>
+                <w:b w:val="0"/>
+                <w:sz w:val="19"/>
+                <w:rFonts w:ascii="Times New Roman" w:hAnsi="Times New Roman" w:eastAsia="仿宋" w:cs="Times New Roman"/>
+              </w:rPr>
+              <w:t>主演 / 剧组负责人</w:t>
+            </w:r>
+          </w:p>
+        </w:tc>
+      </w:tr>
+      <w:tr>
+        <w:tc>
+          <w:tcPr>
+            <w:tcW w:type="dxa" w:w="864"/>
+            <w:vAlign w:val="center"/>
+          </w:tcPr>
+          <w:p>
+            <w:pPr>
+              <w:spacing w:before="40" w:after="40" w:line="280" w:lineRule="exact"/>
+              <w:jc w:val="center"/>
+            </w:pPr>
+            <w:r/>
+            <w:r>
+              <w:rPr>
+                <w:rFonts w:ascii="Times New Roman" w:hAnsi="Times New Roman"/>
+                <w:b w:val="0"/>
+                <w:sz w:val="19"/>
+                <w:rFonts w:ascii="Times New Roman" w:hAnsi="Times New Roman" w:eastAsia="仿宋" w:cs="Times New Roman"/>
+              </w:rPr>
+              <w:t>3</w:t>
+            </w:r>
+          </w:p>
+        </w:tc>
+        <w:tc>
+          <w:tcPr>
+            <w:tcW w:type="dxa" w:w="1584"/>
+            <w:vAlign w:val="center"/>
+          </w:tcPr>
+          <w:p>
+            <w:pPr>
+              <w:spacing w:before="40" w:after="40" w:line="280" w:lineRule="exact"/>
+              <w:jc w:val="center"/>
+            </w:pPr>
+            <w:r/>
+            <w:r>
+              <w:rPr>
+                <w:rFonts w:ascii="Times New Roman" w:hAnsi="Times New Roman"/>
+                <w:b w:val="0"/>
+                <w:sz w:val="19"/>
+                <w:rFonts w:ascii="Times New Roman" w:hAnsi="Times New Roman" w:eastAsia="仿宋" w:cs="Times New Roman"/>
+              </w:rPr>
+              <w:t>程澄</w:t>
+            </w:r>
+          </w:p>
+        </w:tc>
+        <w:tc>
+          <w:tcPr>
+            <w:tcW w:type="dxa" w:w="1584"/>
+            <w:vAlign w:val="center"/>
+          </w:tcPr>
+          <w:p>
+            <w:pPr>
+              <w:spacing w:before="40" w:after="40" w:line="280" w:lineRule="exact"/>
+              <w:jc w:val="center"/>
+            </w:pPr>
+            <w:r/>
+            <w:r>
+              <w:rPr>
+                <w:rFonts w:ascii="Times New Roman" w:hAnsi="Times New Roman"/>
+                <w:b w:val="0"/>
+                <w:sz w:val="19"/>
+                <w:rFonts w:ascii="Times New Roman" w:hAnsi="Times New Roman" w:eastAsia="仿宋" w:cs="Times New Roman"/>
+              </w:rPr>
+              <w:t>程澄</w:t>
+            </w:r>
+          </w:p>
+        </w:tc>
+        <w:tc>
+          <w:tcPr>
+            <w:tcW w:type="dxa" w:w="3168"/>
+            <w:vAlign w:val="center"/>
+          </w:tcPr>
+          <w:p>
+            <w:pPr>
+              <w:spacing w:before="40" w:after="40" w:line="280" w:lineRule="exact"/>
+              <w:jc w:val="center"/>
+            </w:pPr>
+            <w:r/>
+            <w:r>
+              <w:rPr>
+                <w:rFonts w:ascii="Times New Roman" w:hAnsi="Times New Roman"/>
+                <w:b w:val="0"/>
+                <w:sz w:val="19"/>
+                <w:rFonts w:ascii="Times New Roman" w:hAnsi="Times New Roman" w:eastAsia="仿宋" w:cs="Times New Roman"/>
+              </w:rPr>
+              <w:t>2024级数据科学与大数据技术班</w:t>
+            </w:r>
+          </w:p>
+        </w:tc>
+        <w:tc>
+          <w:tcPr>
+            <w:tcW w:type="dxa" w:w="4608"/>
+            <w:vAlign w:val="center"/>
+          </w:tcPr>
+          <w:p>
+            <w:pPr>
+              <w:spacing w:before="40" w:after="40" w:line="280" w:lineRule="exact"/>
+              <w:jc w:val="left"/>
+            </w:pPr>
+            <w:r/>
+            <w:r>
+              <w:rPr>
+                <w:rFonts w:ascii="Times New Roman" w:hAnsi="Times New Roman"/>
+                <w:b w:val="0"/>
+                <w:sz w:val="19"/>
+                <w:rFonts w:ascii="Times New Roman" w:hAnsi="Times New Roman" w:eastAsia="仿宋" w:cs="Times New Roman"/>
+              </w:rPr>
+              <w:t>室友甲，直率风趣的现实观察者与同伴支持力量</w:t>
+            </w:r>
+          </w:p>
+        </w:tc>
+        <w:tc>
+          <w:tcPr>
+            <w:tcW w:type="dxa" w:w="2160"/>
+            <w:vAlign w:val="center"/>
+          </w:tcPr>
+          <w:p>
+            <w:pPr>
+              <w:spacing w:before="40" w:after="40" w:line="280" w:lineRule="exact"/>
+              <w:jc w:val="center"/>
+            </w:pPr>
+            <w:r/>
+            <w:r>
+              <w:rPr>
+                <w:rFonts w:ascii="Times New Roman" w:hAnsi="Times New Roman"/>
+                <w:b w:val="0"/>
+                <w:sz w:val="19"/>
+                <w:rFonts w:ascii="Times New Roman" w:hAnsi="Times New Roman" w:eastAsia="仿宋" w:cs="Times New Roman"/>
+              </w:rPr>
+              <w:t>主演 / 道具与场控</w:t>
+            </w:r>
+          </w:p>
+        </w:tc>
+      </w:tr>
+      <w:tr>
+        <w:tc>
+          <w:tcPr>
+            <w:tcW w:type="dxa" w:w="864"/>
+            <w:vAlign w:val="center"/>
+          </w:tcPr>
+          <w:p>
+            <w:pPr>
+              <w:spacing w:before="40" w:after="40" w:line="280" w:lineRule="exact"/>
+              <w:jc w:val="center"/>
+            </w:pPr>
+            <w:r/>
+            <w:r>
+              <w:rPr>
+                <w:rFonts w:ascii="Times New Roman" w:hAnsi="Times New Roman"/>
+                <w:b w:val="0"/>
+                <w:sz w:val="19"/>
+                <w:rFonts w:ascii="Times New Roman" w:hAnsi="Times New Roman" w:eastAsia="仿宋" w:cs="Times New Roman"/>
+              </w:rPr>
+              <w:t>4</w:t>
+            </w:r>
+          </w:p>
+        </w:tc>
+        <w:tc>
+          <w:tcPr>
+            <w:tcW w:type="dxa" w:w="1584"/>
+            <w:vAlign w:val="center"/>
+          </w:tcPr>
+          <w:p>
+            <w:pPr>
+              <w:spacing w:before="40" w:after="40" w:line="280" w:lineRule="exact"/>
+              <w:jc w:val="center"/>
+            </w:pPr>
+            <w:r/>
+            <w:r>
+              <w:rPr>
+                <w:rFonts w:ascii="Times New Roman" w:hAnsi="Times New Roman"/>
+                <w:b w:val="0"/>
+                <w:sz w:val="19"/>
+                <w:rFonts w:ascii="Times New Roman" w:hAnsi="Times New Roman" w:eastAsia="仿宋" w:cs="Times New Roman"/>
+              </w:rPr>
+              <w:t>林凡</w:t>
+            </w:r>
+          </w:p>
+        </w:tc>
+        <w:tc>
+          <w:tcPr>
+            <w:tcW w:type="dxa" w:w="1584"/>
+            <w:vAlign w:val="center"/>
+          </w:tcPr>
+          <w:p>
+            <w:pPr>
+              <w:spacing w:before="40" w:after="40" w:line="280" w:lineRule="exact"/>
+              <w:jc w:val="center"/>
+            </w:pPr>
+            <w:r/>
+            <w:r>
+              <w:rPr>
+                <w:rFonts w:ascii="Times New Roman" w:hAnsi="Times New Roman"/>
+                <w:b w:val="0"/>
+                <w:sz w:val="19"/>
+                <w:rFonts w:ascii="Times New Roman" w:hAnsi="Times New Roman" w:eastAsia="仿宋" w:cs="Times New Roman"/>
+              </w:rPr>
+              <w:t>林凡</w:t>
+            </w:r>
+          </w:p>
+        </w:tc>
+        <w:tc>
+          <w:tcPr>
+            <w:tcW w:type="dxa" w:w="3168"/>
+            <w:vAlign w:val="center"/>
+          </w:tcPr>
+          <w:p>
+            <w:pPr>
+              <w:spacing w:before="40" w:after="40" w:line="280" w:lineRule="exact"/>
+              <w:jc w:val="center"/>
+            </w:pPr>
+            <w:r/>
+            <w:r>
+              <w:rPr>
+                <w:rFonts w:ascii="Times New Roman" w:hAnsi="Times New Roman"/>
+                <w:b w:val="0"/>
+                <w:sz w:val="19"/>
+                <w:rFonts w:ascii="Times New Roman" w:hAnsi="Times New Roman" w:eastAsia="仿宋" w:cs="Times New Roman"/>
+              </w:rPr>
+              <w:t>2024级数据科学与大数据技术班</w:t>
+            </w:r>
+          </w:p>
+        </w:tc>
+        <w:tc>
+          <w:tcPr>
+            <w:tcW w:type="dxa" w:w="4608"/>
+            <w:vAlign w:val="center"/>
+          </w:tcPr>
+          <w:p>
+            <w:pPr>
+              <w:spacing w:before="40" w:after="40" w:line="280" w:lineRule="exact"/>
+              <w:jc w:val="left"/>
+            </w:pPr>
+            <w:r/>
+            <w:r>
+              <w:rPr>
+                <w:rFonts w:ascii="Times New Roman" w:hAnsi="Times New Roman"/>
+                <w:b w:val="0"/>
+                <w:sz w:val="19"/>
+                <w:rFonts w:ascii="Times New Roman" w:hAnsi="Times New Roman" w:eastAsia="仿宋" w:cs="Times New Roman"/>
+              </w:rPr>
+              <w:t>室友乙，通达沉稳的知心伙伴，引导情志疏导与接纳自我</w:t>
+            </w:r>
+          </w:p>
+        </w:tc>
+        <w:tc>
+          <w:tcPr>
+            <w:tcW w:type="dxa" w:w="2160"/>
+            <w:vAlign w:val="center"/>
+          </w:tcPr>
+          <w:p>
+            <w:pPr>
+              <w:spacing w:before="40" w:after="40" w:line="280" w:lineRule="exact"/>
+              <w:jc w:val="center"/>
+            </w:pPr>
+            <w:r/>
+            <w:r>
+              <w:rPr>
+                <w:rFonts w:ascii="Times New Roman" w:hAnsi="Times New Roman"/>
+                <w:b w:val="0"/>
+                <w:sz w:val="19"/>
+                <w:rFonts w:ascii="Times New Roman" w:hAnsi="Times New Roman" w:eastAsia="仿宋" w:cs="Times New Roman"/>
+              </w:rPr>
+              <w:t>主演 / 竹笛现场演奏</w:t>
+            </w:r>
+          </w:p>
+        </w:tc>
+      </w:tr>
+    </w:tbl>
+    <w:p>
+      <w:pPr>
+        <w:spacing w:before="200" w:after="40" w:line="320" w:lineRule="exact"/>
+      </w:pPr>
+      <w:r>
+        <w:rPr>
+          <w:rFonts w:ascii="Times New Roman" w:hAnsi="Times New Roman"/>
+          <w:color w:val="505050"/>
+          <w:sz w:val="19"/>
+          <w:rFonts w:eastAsia="仿宋"/>
+        </w:rPr>
+        <w:t>【剧目亮点与舞台呈现说明】</w:t>
+        <w:br/>
+        <w:t>1. 剧目立意：聚焦大学校园高频心理痛点，借《人民的名义》搜查框架隐喻潜意识探索，直击“知识囤积障碍”与“冒名顶替综合征”，具有极高艺术感染力与普遍现实共鸣；</w:t>
+        <w:br/>
+        <w:t>2. 中医特色：深度融入中医药大学专业特色，引用《黄帝内经》“思则气结、土壅木郁”病机，结合“五音疗疾”（现场紫竹笛独奏《清心引》）化解气滞，展示传统医学情志调护智慧；</w:t>
+        <w:br/>
+        <w:t>3. 技术规范：表演时长严格控制在 12-14 分钟以内；配套全套 16:9 高清大屏现场放映 PPT（含双屏演讲者备注精准提示），实现灯光、音效、台词与大屏视听的高度同步。</w:t>
+      </w:r>
+    </w:p>
     <w:sectPr>
       <w:pgSz w:w="11906" w:h="16838"/>
       <w:pgMar w:top="1440" w:right="1800" w:bottom="1440" w:left="1800" w:header="851" w:footer="992" w:gutter="0"/>
